--- a/Super-Ball-3D.docx
+++ b/Super-Ball-3D.docx
@@ -1,11 +1,11 @@
 
 <file path=word/document.xml><?xml version="1.0" encoding="utf-8"?>
-<w:document xmlns:wpc="http://schemas.microsoft.com/office/word/2010/wordprocessingCanvas" xmlns:cx="http://schemas.microsoft.com/office/drawing/2014/chartex" xmlns:cx1="http://schemas.microsoft.com/office/drawing/2015/9/8/chartex" xmlns:cx2="http://schemas.microsoft.com/office/drawing/2015/10/21/chartex" xmlns:cx3="http://schemas.microsoft.com/office/drawing/2016/5/9/chartex" xmlns:cx4="http://schemas.microsoft.com/office/drawing/2016/5/10/chartex" xmlns:cx5="http://schemas.microsoft.com/office/drawing/2016/5/11/chartex" xmlns:cx6="http://schemas.microsoft.com/office/drawing/2016/5/12/chartex" xmlns:cx7="http://schemas.microsoft.com/office/drawing/2016/5/13/chartex" xmlns:cx8="http://schemas.microsoft.com/office/drawing/2016/5/14/chartex" xmlns:mc="http://schemas.openxmlformats.org/markup-compatibility/2006" xmlns:aink="http://schemas.microsoft.com/office/drawing/2016/ink" xmlns:am3d="http://schemas.microsoft.com/office/drawing/2017/model3d" xmlns:o="urn:schemas-microsoft-com:office:office" xmlns:oel="http://schemas.microsoft.com/office/2019/extlst" xmlns:r="http://schemas.openxmlformats.org/officeDocument/2006/relationships" xmlns:m="http://schemas.openxmlformats.org/officeDocument/2006/math" xmlns:v="urn:schemas-microsoft-com:vml" xmlns:wp14="http://schemas.microsoft.com/office/word/2010/wordprocessingDrawing" xmlns:wp="http://schemas.openxmlformats.org/drawingml/2006/wordprocessingDrawing" xmlns:w10="urn:schemas-microsoft-com:office:word" xmlns:w="http://schemas.openxmlformats.org/wordprocessingml/2006/main" xmlns:w14="http://schemas.microsoft.com/office/word/2010/wordml" xmlns:w15="http://schemas.microsoft.com/office/word/2012/wordml" xmlns:w16cex="http://schemas.microsoft.com/office/word/2018/wordml/cex" xmlns:w16cid="http://schemas.microsoft.com/office/word/2016/wordml/cid" xmlns:w16="http://schemas.microsoft.com/office/word/2018/wordml" xmlns:w16du="http://schemas.microsoft.com/office/word/2023/wordml/word16du" xmlns:w16sdtdh="http://schemas.microsoft.com/office/word/2020/wordml/sdtdatahash" xmlns:w16sdtfl="http://schemas.microsoft.com/office/word/2024/wordml/sdtformatlock" xmlns:w16se="http://schemas.microsoft.com/office/word/2015/wordml/symex" xmlns:wpg="http://schemas.microsoft.com/office/word/2010/wordprocessingGroup" xmlns:wpi="http://schemas.microsoft.com/office/word/2010/wordprocessingInk" xmlns:wne="http://schemas.microsoft.com/office/word/2006/wordml" xmlns:wps="http://schemas.microsoft.com/office/word/2010/wordprocessingShape" mc:Ignorable="w14 w15 w16se w16cid w16 w16cex w16sdtdh w16sdtfl w16du wp14">
+<w:document xmlns:o="urn:schemas-microsoft-com:office:office" xmlns:r="http://schemas.openxmlformats.org/officeDocument/2006/relationships" xmlns:v="urn:schemas-microsoft-com:vml" xmlns:w="http://schemas.openxmlformats.org/wordprocessingml/2006/main" xmlns:w10="urn:schemas-microsoft-com:office:word" xmlns:wp="http://schemas.openxmlformats.org/drawingml/2006/wordprocessingDrawing" xmlns:pic="http://schemas.openxmlformats.org/drawingml/2006/picture" xmlns:wps="http://schemas.microsoft.com/office/word/2010/wordprocessingShape" xmlns:wpg="http://schemas.microsoft.com/office/word/2010/wordprocessingGroup" xmlns:mc="http://schemas.openxmlformats.org/markup-compatibility/2006" xmlns:wp14="http://schemas.microsoft.com/office/word/2010/wordprocessingDrawing" xmlns:w14="http://schemas.microsoft.com/office/word/2010/wordml" xmlns:w15="http://schemas.microsoft.com/office/word/2012/wordml" mc:Ignorable="w14 wp14 w15">
   <w:body>
     <w:p>
       <w:pPr>
-        <w:pStyle w:val="Tekstpodstawowy"/>
-        <w:spacing w:after="0"/>
+        <w:pStyle w:val="BodyText"/>
+        <w:spacing w:before="0" w:after="0"/>
         <w:jc w:val="center"/>
         <w:rPr>
           <w:b/>
@@ -26,14 +26,15 @@
     </w:p>
     <w:p>
       <w:pPr>
-        <w:pStyle w:val="Tekstpodstawowy"/>
-        <w:spacing w:after="0"/>
-        <w:rPr>
-          <w:b/>
-          <w:bCs/>
-        </w:rPr>
-      </w:pPr>
-      <w:r>
+        <w:pStyle w:val="BodyText"/>
+        <w:spacing w:before="0" w:after="0"/>
+        <w:rPr>
+          <w:b/>
+          <w:bCs/>
+        </w:rPr>
+      </w:pPr>
+      <w:r>
+        <w:rPr/>
         <w:t xml:space="preserve">1. </w:t>
       </w:r>
       <w:r>
@@ -41,13 +42,28 @@
           <w:b/>
           <w:bCs/>
         </w:rPr>
-        <w:t>Podstawowe informacje: </w:t>
-      </w:r>
-    </w:p>
-    <w:p>
-      <w:pPr>
-        <w:pStyle w:val="Tekstpodstawowy"/>
-        <w:spacing w:after="0"/>
+        <w:t xml:space="preserve">Podstawowe </w:t>
+      </w:r>
+      <w:r>
+        <w:rPr>
+          <w:b/>
+          <w:bCs/>
+        </w:rPr>
+        <w:t>I</w:t>
+      </w:r>
+      <w:r>
+        <w:rPr>
+          <w:b/>
+          <w:bCs/>
+        </w:rPr>
+        <w:t>nformacje: </w:t>
+      </w:r>
+    </w:p>
+    <w:p>
+      <w:pPr>
+        <w:pStyle w:val="BodyText"/>
+        <w:spacing w:before="0" w:after="0"/>
+        <w:rPr/>
       </w:pPr>
       <w:r>
         <w:rPr>
@@ -57,15 +73,18 @@
         <w:t>- Tytuł roboczy</w:t>
       </w:r>
       <w:r>
+        <w:rPr/>
         <w:t>: Super Ball 3D. </w:t>
       </w:r>
     </w:p>
     <w:p>
       <w:pPr>
-        <w:pStyle w:val="Tekstpodstawowy"/>
-        <w:spacing w:after="0"/>
-      </w:pPr>
-      <w:r>
+        <w:pStyle w:val="BodyText"/>
+        <w:spacing w:before="0" w:after="0"/>
+        <w:rPr/>
+      </w:pPr>
+      <w:r>
+        <w:rPr/>
         <w:t>-</w:t>
       </w:r>
       <w:r>
@@ -76,15 +95,18 @@
         <w:t>Środowisko</w:t>
       </w:r>
       <w:r>
+        <w:rPr/>
         <w:t>: Unity, C#. </w:t>
       </w:r>
     </w:p>
     <w:p>
       <w:pPr>
-        <w:pStyle w:val="Tekstpodstawowy"/>
-        <w:spacing w:after="0"/>
-      </w:pPr>
-      <w:r>
+        <w:pStyle w:val="BodyText"/>
+        <w:spacing w:before="0" w:after="0"/>
+        <w:rPr/>
+      </w:pPr>
+      <w:r>
+        <w:rPr/>
         <w:t xml:space="preserve">- </w:t>
       </w:r>
       <w:r>
@@ -95,15 +117,18 @@
         <w:t>Gatunek</w:t>
       </w:r>
       <w:r>
+        <w:rPr/>
         <w:t>: Logiczno-zręcznościowa gra 3D z fizyką. </w:t>
       </w:r>
     </w:p>
     <w:p>
       <w:pPr>
-        <w:pStyle w:val="Tekstpodstawowy"/>
-        <w:spacing w:after="0"/>
-      </w:pPr>
-      <w:r>
+        <w:pStyle w:val="BodyText"/>
+        <w:spacing w:before="0" w:after="0"/>
+        <w:rPr/>
+      </w:pPr>
+      <w:r>
+        <w:rPr/>
         <w:t xml:space="preserve">- </w:t>
       </w:r>
       <w:r>
@@ -114,15 +139,18 @@
         <w:t>Platforma docelowa</w:t>
       </w:r>
       <w:r>
+        <w:rPr/>
         <w:t>: PC (Windows).  </w:t>
       </w:r>
     </w:p>
     <w:p>
       <w:pPr>
-        <w:pStyle w:val="Tekstpodstawowy"/>
-        <w:spacing w:after="0"/>
-      </w:pPr>
-      <w:r>
+        <w:pStyle w:val="BodyText"/>
+        <w:spacing w:before="0" w:after="0"/>
+        <w:rPr/>
+      </w:pPr>
+      <w:r>
+        <w:rPr/>
         <w:t xml:space="preserve">- </w:t>
       </w:r>
       <w:r>
@@ -133,51 +161,51 @@
         <w:t>Sterowanie</w:t>
       </w:r>
       <w:r>
+        <w:rPr/>
         <w:t>: Klawiatura: </w:t>
       </w:r>
     </w:p>
     <w:p>
       <w:pPr>
-        <w:pStyle w:val="Tekstpodstawowy"/>
-        <w:spacing w:after="0"/>
-      </w:pPr>
-      <w:r>
+        <w:pStyle w:val="BodyText"/>
+        <w:spacing w:before="0" w:after="0"/>
+        <w:rPr/>
+      </w:pPr>
+      <w:r>
+        <w:rPr/>
         <w:t>WSAD – Ruch kula. </w:t>
       </w:r>
     </w:p>
     <w:p>
       <w:pPr>
-        <w:pStyle w:val="Tekstpodstawowy"/>
-        <w:spacing w:after="0"/>
-      </w:pPr>
-      <w:r>
+        <w:pStyle w:val="BodyText"/>
+        <w:spacing w:before="0" w:after="0"/>
+        <w:rPr/>
+      </w:pPr>
+      <w:r>
+        <w:rPr/>
         <w:t>QE- Zmiana rozmiaru. </w:t>
       </w:r>
     </w:p>
     <w:p>
       <w:pPr>
-        <w:pStyle w:val="Tekstpodstawowy"/>
-        <w:spacing w:after="0"/>
-      </w:pPr>
-      <w:r>
+        <w:pStyle w:val="BodyText"/>
+        <w:spacing w:before="0" w:after="0"/>
+        <w:rPr/>
+      </w:pPr>
+      <w:r>
+        <w:rPr/>
         <w:t>Strzałki - Ruch kamerą. </w:t>
       </w:r>
     </w:p>
     <w:p>
       <w:pPr>
-        <w:pStyle w:val="Tekstpodstawowy"/>
-        <w:spacing w:after="0"/>
-      </w:pPr>
-      <w:r>
-        <w:t>123 – Zmiana materiału. </w:t>
-      </w:r>
-    </w:p>
-    <w:p>
-      <w:pPr>
-        <w:pStyle w:val="Tekstpodstawowy"/>
-        <w:spacing w:after="0"/>
-      </w:pPr>
-      <w:r>
+        <w:pStyle w:val="BodyText"/>
+        <w:spacing w:before="0" w:after="0"/>
+        <w:rPr/>
+      </w:pPr>
+      <w:r>
+        <w:rPr/>
         <w:t xml:space="preserve">- </w:t>
       </w:r>
       <w:r>
@@ -188,25 +216,31 @@
         <w:t>Perspektywa</w:t>
       </w:r>
       <w:r>
+        <w:rPr/>
         <w:t>: TPP (trzecia osoba) z pełnym obrotem kamery wokół kuli. </w:t>
       </w:r>
     </w:p>
     <w:p>
       <w:pPr>
-        <w:pStyle w:val="Tekstpodstawowy"/>
-        <w:spacing w:after="0"/>
-      </w:pPr>
-    </w:p>
-    <w:p>
-      <w:pPr>
-        <w:pStyle w:val="Tekstpodstawowy"/>
-        <w:spacing w:after="0"/>
-        <w:rPr>
-          <w:b/>
-          <w:bCs/>
-        </w:rPr>
-      </w:pPr>
-      <w:r>
+        <w:pStyle w:val="BodyText"/>
+        <w:spacing w:before="0" w:after="0"/>
+        <w:rPr/>
+      </w:pPr>
+      <w:r>
+        <w:rPr/>
+      </w:r>
+    </w:p>
+    <w:p>
+      <w:pPr>
+        <w:pStyle w:val="BodyText"/>
+        <w:spacing w:before="0" w:after="0"/>
+        <w:rPr>
+          <w:b/>
+          <w:bCs/>
+        </w:rPr>
+      </w:pPr>
+      <w:r>
+        <w:rPr/>
         <w:t>2</w:t>
       </w:r>
       <w:r>
@@ -214,30 +248,60 @@
           <w:b/>
           <w:bCs/>
         </w:rPr>
-        <w:t>. Rozgrywka gry:  </w:t>
-      </w:r>
-    </w:p>
-    <w:p>
-      <w:pPr>
-        <w:pStyle w:val="Tekstpodstawowy"/>
-        <w:spacing w:after="0"/>
-      </w:pPr>
-      <w:r>
-        <w:t>Gra w której gracz przeprowadza kulę przez skomplikowany, podwieszony w powietrzu tor. Kluczem do rozgrywki jest dynamiczna zmiana materiału kuli (drewno, kamień, papier) oraz jej rozmiaru (Q / E), co pozwala na rozwiązywanie zagadek przestrzennych i pokonywanie przeszkód środowiskowych. Gracz ma określoną liczbę żyć oraz czasu na przejście poziomu. </w:t>
-      </w:r>
-    </w:p>
-    <w:p>
-      <w:pPr>
-        <w:pStyle w:val="Tekstpodstawowy"/>
-        <w:spacing w:after="0"/>
-      </w:pPr>
-    </w:p>
-    <w:p>
-      <w:pPr>
-        <w:pStyle w:val="Tekstpodstawowy"/>
-        <w:spacing w:after="0"/>
-      </w:pPr>
-      <w:r>
+        <w:t xml:space="preserve">. Rozgrywka </w:t>
+      </w:r>
+      <w:r>
+        <w:rPr>
+          <w:b/>
+          <w:bCs/>
+        </w:rPr>
+        <w:t>G</w:t>
+      </w:r>
+      <w:r>
+        <w:rPr>
+          <w:b/>
+          <w:bCs/>
+        </w:rPr>
+        <w:t>ry:  </w:t>
+      </w:r>
+    </w:p>
+    <w:p>
+      <w:pPr>
+        <w:pStyle w:val="BodyText"/>
+        <w:spacing w:before="0" w:after="0"/>
+        <w:rPr/>
+      </w:pPr>
+      <w:r>
+        <w:rPr/>
+        <w:t xml:space="preserve">Gra w której gracz przeprowadza kulę przez skomplikowany, podwieszony w powietrzu tor. Kluczem do rozgrywki jest zmiana materiału kuli (drewno, kamień, papier), </w:t>
+      </w:r>
+      <w:r>
+        <w:rPr/>
+        <w:t xml:space="preserve">która odbywa się za pomocą specjalnych miejsc na mapie </w:t>
+      </w:r>
+      <w:r>
+        <w:rPr/>
+        <w:t>oraz jej rozmiaru (Q / E), co pozwala na rozwiązywanie zagadek przestrzennych i pokonywanie przeszkód środowiskowych. Gracz ma określoną liczbę żyć oraz czasu na przejście poziomu. </w:t>
+      </w:r>
+    </w:p>
+    <w:p>
+      <w:pPr>
+        <w:pStyle w:val="BodyText"/>
+        <w:spacing w:before="0" w:after="0"/>
+        <w:rPr/>
+      </w:pPr>
+      <w:r>
+        <w:rPr/>
+      </w:r>
+    </w:p>
+    <w:p>
+      <w:pPr>
+        <w:pStyle w:val="BodyText"/>
+        <w:spacing w:before="0" w:after="0"/>
+        <w:rPr/>
+      </w:pPr>
+      <w:r>
+        <w:rPr/>
         <w:t xml:space="preserve">3. </w:t>
       </w:r>
       <w:r>
@@ -245,21 +309,36 @@
           <w:b/>
           <w:bCs/>
         </w:rPr>
-        <w:t>Mechanika gry</w:t>
-      </w:r>
-      <w:r>
+        <w:t xml:space="preserve">Mechanika </w:t>
+      </w:r>
+      <w:r>
+        <w:rPr>
+          <w:b/>
+          <w:bCs/>
+        </w:rPr>
+        <w:t>G</w:t>
+      </w:r>
+      <w:r>
+        <w:rPr>
+          <w:b/>
+          <w:bCs/>
+        </w:rPr>
+        <w:t>ry</w:t>
+      </w:r>
+      <w:r>
+        <w:rPr/>
         <w:t> </w:t>
       </w:r>
     </w:p>
     <w:p>
       <w:pPr>
-        <w:pStyle w:val="Tekstpodstawowy"/>
-        <w:spacing w:after="0"/>
-      </w:pPr>
-      <w:r>
+        <w:pStyle w:val="BodyText"/>
+        <w:spacing w:before="0" w:after="0"/>
+        <w:rPr/>
+      </w:pPr>
+      <w:r>
+        <w:rPr/>
         <w:br/>
-      </w:r>
-      <w:r>
         <w:t xml:space="preserve">A) </w:t>
       </w:r>
       <w:r>
@@ -267,16 +346,46 @@
           <w:b/>
           <w:bCs/>
         </w:rPr>
-        <w:t>System Materiałów Kuli:</w:t>
-      </w:r>
-      <w:r>
+        <w:t xml:space="preserve">System </w:t>
+      </w:r>
+      <w:r>
+        <w:rPr>
+          <w:b/>
+          <w:bCs/>
+        </w:rPr>
+        <w:t>Zmiany M</w:t>
+      </w:r>
+      <w:r>
+        <w:rPr>
+          <w:b/>
+          <w:bCs/>
+        </w:rPr>
+        <w:t xml:space="preserve">ateriałów </w:t>
+      </w:r>
+      <w:r>
+        <w:rPr>
+          <w:b/>
+          <w:bCs/>
+        </w:rPr>
+        <w:t>K</w:t>
+      </w:r>
+      <w:r>
+        <w:rPr>
+          <w:b/>
+          <w:bCs/>
+        </w:rPr>
+        <w:t>uli:</w:t>
+      </w:r>
+      <w:r>
+        <w:rPr/>
         <w:t> </w:t>
       </w:r>
     </w:p>
     <w:p>
       <w:pPr>
-        <w:pStyle w:val="Tekstpodstawowy"/>
-        <w:spacing w:after="0"/>
+        <w:pStyle w:val="BodyText"/>
+        <w:spacing w:before="0" w:after="0"/>
+        <w:rPr/>
       </w:pPr>
       <w:r>
         <w:rPr>
@@ -286,13 +395,15 @@
         <w:t>- Drewno</w:t>
       </w:r>
       <w:r>
+        <w:rPr/>
         <w:t>: Domyślny, zbalansowany materiał. Średnia masa i tarcie, uniwersalna zwrotność. </w:t>
       </w:r>
     </w:p>
     <w:p>
       <w:pPr>
-        <w:pStyle w:val="Tekstpodstawowy"/>
-        <w:spacing w:after="0"/>
+        <w:pStyle w:val="BodyText"/>
+        <w:spacing w:before="0" w:after="0"/>
+        <w:rPr/>
       </w:pPr>
       <w:r>
         <w:rPr>
@@ -302,15 +413,18 @@
         <w:t>- Kamień</w:t>
       </w:r>
       <w:r>
+        <w:rPr/>
         <w:t>: Wysoka masa i pęd. Pozwala kruszyć blokady i aktywować ciężkie przełączniki, ale charakteryzuje się długą drogą hamowania.  </w:t>
       </w:r>
     </w:p>
     <w:p>
       <w:pPr>
-        <w:pStyle w:val="Tekstpodstawowy"/>
-        <w:spacing w:after="0"/>
-      </w:pPr>
-      <w:r>
+        <w:pStyle w:val="BodyText"/>
+        <w:spacing w:before="0" w:after="0"/>
+        <w:rPr/>
+      </w:pPr>
+      <w:r>
+        <w:rPr/>
         <w:t xml:space="preserve">- </w:t>
       </w:r>
       <w:r>
@@ -321,22 +435,22 @@
         <w:t>Papier</w:t>
       </w:r>
       <w:r>
+        <w:rPr/>
         <w:t>: Niezwykle lekki materiał. Umożliwia unoszenie się w strumieniach powietrza (wiatraki) i bezpieczny przejazd po delikatnych strukturach. </w:t>
       </w:r>
     </w:p>
     <w:p>
       <w:pPr>
-        <w:pStyle w:val="Tekstpodstawowy"/>
-        <w:spacing w:after="0"/>
-        <w:rPr>
-          <w:b/>
-          <w:bCs/>
-        </w:rPr>
-      </w:pPr>
-      <w:r>
+        <w:pStyle w:val="BodyText"/>
+        <w:spacing w:before="0" w:after="0"/>
+        <w:rPr>
+          <w:b/>
+          <w:bCs/>
+        </w:rPr>
+      </w:pPr>
+      <w:r>
+        <w:rPr/>
         <w:br/>
-      </w:r>
-      <w:r>
         <w:t xml:space="preserve">B) </w:t>
       </w:r>
       <w:r>
@@ -344,13 +458,41 @@
           <w:b/>
           <w:bCs/>
         </w:rPr>
-        <w:t>System Skalowania Rozmiaru  </w:t>
-      </w:r>
-    </w:p>
-    <w:p>
-      <w:pPr>
-        <w:pStyle w:val="Tekstpodstawowy"/>
-        <w:spacing w:after="0"/>
+        <w:t xml:space="preserve">System </w:t>
+      </w:r>
+      <w:r>
+        <w:rPr>
+          <w:b/>
+          <w:bCs/>
+        </w:rPr>
+        <w:t>S</w:t>
+      </w:r>
+      <w:r>
+        <w:rPr>
+          <w:b/>
+          <w:bCs/>
+        </w:rPr>
+        <w:t xml:space="preserve">kalowania </w:t>
+      </w:r>
+      <w:r>
+        <w:rPr>
+          <w:b/>
+          <w:bCs/>
+        </w:rPr>
+        <w:t>R</w:t>
+      </w:r>
+      <w:r>
+        <w:rPr>
+          <w:b/>
+          <w:bCs/>
+        </w:rPr>
+        <w:t>ozmiaru  </w:t>
+      </w:r>
+    </w:p>
+    <w:p>
+      <w:pPr>
+        <w:pStyle w:val="BodyText"/>
+        <w:spacing w:before="0" w:after="0"/>
         <w:rPr>
           <w:b/>
           <w:bCs/>
@@ -366,8 +508,9 @@
     </w:p>
     <w:p>
       <w:pPr>
-        <w:pStyle w:val="Tekstpodstawowy"/>
-        <w:spacing w:after="0"/>
+        <w:pStyle w:val="BodyText"/>
+        <w:spacing w:before="0" w:after="0"/>
+        <w:rPr/>
       </w:pPr>
       <w:r>
         <w:rPr>
@@ -377,15 +520,18 @@
         <w:t xml:space="preserve">- Mała Kula </w:t>
       </w:r>
       <w:r>
+        <w:rPr/>
         <w:t>(Q): Zmniejszony promień kolizji i masa. Pozwala na pokonywanie ciasnych dróg, przejazdy po bardzo wąskich kładkach oraz unikanie aktywacji zapadni, nie pozwala na aktywacje checkpointów.  </w:t>
       </w:r>
     </w:p>
     <w:p>
       <w:pPr>
-        <w:pStyle w:val="Tekstpodstawowy"/>
-        <w:spacing w:after="0"/>
-      </w:pPr>
-      <w:r>
+        <w:pStyle w:val="BodyText"/>
+        <w:spacing w:before="0" w:after="0"/>
+        <w:rPr/>
+      </w:pPr>
+      <w:r>
+        <w:rPr/>
         <w:t xml:space="preserve">- </w:t>
       </w:r>
       <w:r>
@@ -396,25 +542,20 @@
         <w:t>Duża Kula</w:t>
       </w:r>
       <w:r>
+        <w:rPr/>
         <w:t xml:space="preserve"> (E): Zwiększony promień kolizji i masa. Służy do przesuwania ciężkich przeszkód, przepychania elementów otoczenia oraz pokonywania szerokich przerw w torze, aktywuje checkpointy.  </w:t>
       </w:r>
     </w:p>
     <w:p>
       <w:pPr>
-        <w:pStyle w:val="Tekstpodstawowy"/>
-        <w:spacing w:after="0"/>
-      </w:pPr>
-      <w:r>
+        <w:pStyle w:val="BodyText"/>
+        <w:spacing w:before="0" w:after="0"/>
+        <w:rPr/>
+      </w:pPr>
+      <w:r>
+        <w:rPr/>
         <w:br/>
-      </w:r>
-      <w:r>
-        <w:t>C</w:t>
-      </w:r>
-      <w:r>
-        <w:t>)</w:t>
-      </w:r>
-      <w:r>
-        <w:t xml:space="preserve"> </w:t>
+        <w:t xml:space="preserve">C) </w:t>
       </w:r>
       <w:r>
         <w:rPr>
@@ -426,38 +567,53 @@
     </w:p>
     <w:p>
       <w:pPr>
-        <w:pStyle w:val="Tekstpodstawowy"/>
-        <w:spacing w:after="0"/>
-      </w:pPr>
-      <w:r>
+        <w:pStyle w:val="BodyText"/>
+        <w:spacing w:before="0" w:after="0"/>
+        <w:rPr/>
+      </w:pPr>
+      <w:r>
+        <w:rPr/>
         <w:t>Punkty kontrolne zapisują nie tylko pozycję, ale również wymagany stan kuli (materiał + rozmiar) dla danej sekcji poziomu. W przypadku spadnięcia w przepaść gracz odradza się z parametrami dostosowanymi do aktualnego wyzwania. Zaliczenie poszczególnych checkpointów dodaje określona liczbę punktów która dodaje określona liczbę czasu na przejście poziomu. </w:t>
       </w:r>
     </w:p>
     <w:p>
       <w:pPr>
-        <w:pStyle w:val="Tekstpodstawowy"/>
-        <w:spacing w:after="0"/>
-      </w:pPr>
-    </w:p>
-    <w:p>
-      <w:pPr>
-        <w:pStyle w:val="Tekstpodstawowy"/>
-        <w:spacing w:after="0"/>
-      </w:pPr>
-    </w:p>
-    <w:p>
-      <w:pPr>
-        <w:pStyle w:val="Tekstpodstawowy"/>
-        <w:spacing w:after="0"/>
-      </w:pPr>
-    </w:p>
-    <w:p>
-      <w:pPr>
-        <w:pStyle w:val="Tekstpodstawowy"/>
-        <w:spacing w:after="0"/>
-      </w:pPr>
-      <w:r>
-        <w:lastRenderedPageBreak/>
+        <w:pStyle w:val="BodyText"/>
+        <w:spacing w:before="0" w:after="0"/>
+        <w:rPr/>
+      </w:pPr>
+      <w:r>
+        <w:rPr/>
+      </w:r>
+    </w:p>
+    <w:p>
+      <w:pPr>
+        <w:pStyle w:val="BodyText"/>
+        <w:spacing w:before="0" w:after="0"/>
+        <w:rPr/>
+      </w:pPr>
+      <w:r>
+        <w:rPr/>
+      </w:r>
+    </w:p>
+    <w:p>
+      <w:pPr>
+        <w:pStyle w:val="BodyText"/>
+        <w:spacing w:before="0" w:after="0"/>
+        <w:rPr/>
+      </w:pPr>
+      <w:r>
+        <w:rPr/>
+      </w:r>
+    </w:p>
+    <w:p>
+      <w:pPr>
+        <w:pStyle w:val="BodyText"/>
+        <w:spacing w:before="0" w:after="0"/>
+        <w:rPr/>
+      </w:pPr>
+      <w:r>
+        <w:rPr/>
         <w:t xml:space="preserve">4. </w:t>
       </w:r>
       <w:r>
@@ -465,20 +621,14 @@
           <w:b/>
           <w:bCs/>
         </w:rPr>
-        <w:t>System Punktacji i Życ</w:t>
-      </w:r>
-      <w:r>
-        <w:rPr>
-          <w:b/>
-          <w:bCs/>
-        </w:rPr>
-        <w:t>ia</w:t>
-      </w:r>
-    </w:p>
-    <w:p>
-      <w:pPr>
-        <w:pStyle w:val="Tekstpodstawowy"/>
-        <w:spacing w:after="0"/>
+        <w:t>System Punktacji i Życia</w:t>
+      </w:r>
+    </w:p>
+    <w:p>
+      <w:pPr>
+        <w:pStyle w:val="BodyText"/>
+        <w:spacing w:before="0" w:after="0"/>
+        <w:rPr/>
       </w:pPr>
       <w:r>
         <w:rPr>
@@ -488,21 +638,15 @@
         <w:t>Życia</w:t>
       </w:r>
       <w:r>
-        <w:t xml:space="preserve">: Gracz zaczyna grę z 3 życiami, każde spadniecie w otchłań odejmuje jedno życie, po wyczerpaniu wszystkich żyć lub upłynięciu czasu następuje “Game </w:t>
-      </w:r>
-      <w:proofErr w:type="spellStart"/>
-      <w:r>
-        <w:t>Over</w:t>
-      </w:r>
-      <w:proofErr w:type="spellEnd"/>
-      <w:r>
-        <w:t>”. </w:t>
-      </w:r>
-    </w:p>
-    <w:p>
-      <w:pPr>
-        <w:pStyle w:val="Tekstpodstawowy"/>
-        <w:spacing w:after="0"/>
+        <w:rPr/>
+        <w:t>: Gracz zaczyna grę z 3 życiami, każde spadniecie w otchłań odejmuje jedno życie, po wyczerpaniu wszystkich żyć lub upłynięciu czasu następuje “Game Over”. </w:t>
+      </w:r>
+    </w:p>
+    <w:p>
+      <w:pPr>
+        <w:pStyle w:val="BodyText"/>
+        <w:spacing w:before="0" w:after="0"/>
+        <w:rPr/>
       </w:pPr>
       <w:r>
         <w:rPr>
@@ -512,25 +656,31 @@
         <w:t>Wynik</w:t>
       </w:r>
       <w:r>
+        <w:rPr/>
         <w:t>: Końcowy czas, z którym gracz ukończy dany poziom zostaje przeliczony na liczbę punktów. </w:t>
       </w:r>
     </w:p>
     <w:p>
       <w:pPr>
-        <w:pStyle w:val="Tekstpodstawowy"/>
-        <w:spacing w:after="0"/>
-      </w:pPr>
-    </w:p>
-    <w:p>
-      <w:pPr>
-        <w:pStyle w:val="Tekstpodstawowy"/>
-        <w:spacing w:after="0"/>
-        <w:rPr>
-          <w:b/>
-          <w:bCs/>
-        </w:rPr>
-      </w:pPr>
-      <w:r>
+        <w:pStyle w:val="BodyText"/>
+        <w:spacing w:before="0" w:after="0"/>
+        <w:rPr/>
+      </w:pPr>
+      <w:r>
+        <w:rPr/>
+      </w:r>
+    </w:p>
+    <w:p>
+      <w:pPr>
+        <w:pStyle w:val="BodyText"/>
+        <w:spacing w:before="0" w:after="0"/>
+        <w:rPr>
+          <w:b/>
+          <w:bCs/>
+        </w:rPr>
+      </w:pPr>
+      <w:r>
+        <w:rPr/>
         <w:t>5</w:t>
       </w:r>
       <w:r>
@@ -538,30 +688,52 @@
           <w:b/>
           <w:bCs/>
         </w:rPr>
-        <w:t>. Struktura Poziomu gry   </w:t>
-      </w:r>
-    </w:p>
-    <w:p>
-      <w:pPr>
-        <w:pStyle w:val="Tekstpodstawowy"/>
-        <w:spacing w:after="0"/>
-      </w:pPr>
-      <w:r>
+        <w:t xml:space="preserve">. Struktura Poziomu </w:t>
+      </w:r>
+      <w:r>
+        <w:rPr>
+          <w:b/>
+          <w:bCs/>
+        </w:rPr>
+        <w:t>G</w:t>
+      </w:r>
+      <w:r>
+        <w:rPr>
+          <w:b/>
+          <w:bCs/>
+        </w:rPr>
+        <w:t>ry   </w:t>
+      </w:r>
+    </w:p>
+    <w:p>
+      <w:pPr>
+        <w:pStyle w:val="BodyText"/>
+        <w:spacing w:before="0" w:after="0"/>
+        <w:rPr/>
+      </w:pPr>
+      <w:r>
+        <w:rPr/>
         <w:t>Gra jest podzielona na 5 etapów. Rozpoczyna się Krótkim samouczkiem, który wprowadza gracza w mechaniki gry oraz uczy podstawowego sterowania i pokonywania prostych przeszkód. Gracz zaczyna podstawową kulą drewnianą w rozmiarze normalnym. Reszta etapów polega na wykorzystaniu i dopasowaniu odpowiednich ustawień oraz mechaniki gry, żeby zaliczyć wszystkie checkpointy w jak najszybszym czasie. </w:t>
       </w:r>
     </w:p>
     <w:p>
       <w:pPr>
-        <w:pStyle w:val="Tekstpodstawowy"/>
-        <w:spacing w:after="0"/>
-      </w:pPr>
-    </w:p>
-    <w:p>
-      <w:pPr>
-        <w:pStyle w:val="Tekstpodstawowy"/>
-        <w:spacing w:after="0"/>
-      </w:pPr>
-      <w:r>
+        <w:pStyle w:val="BodyText"/>
+        <w:spacing w:before="0" w:after="0"/>
+        <w:rPr/>
+      </w:pPr>
+      <w:r>
+        <w:rPr/>
+      </w:r>
+    </w:p>
+    <w:p>
+      <w:pPr>
+        <w:pStyle w:val="BodyText"/>
+        <w:spacing w:before="0" w:after="0"/>
+        <w:rPr/>
+      </w:pPr>
+      <w:r>
+        <w:rPr/>
         <w:t xml:space="preserve">6. </w:t>
       </w:r>
       <w:r>
@@ -569,42 +741,67 @@
           <w:b/>
           <w:bCs/>
         </w:rPr>
-        <w:t>Dźwięk i muzyka</w:t>
-      </w:r>
-      <w:r>
+        <w:t xml:space="preserve">Dźwięk i </w:t>
+      </w:r>
+      <w:r>
+        <w:rPr>
+          <w:b/>
+          <w:bCs/>
+        </w:rPr>
+        <w:t>M</w:t>
+      </w:r>
+      <w:r>
+        <w:rPr>
+          <w:b/>
+          <w:bCs/>
+        </w:rPr>
+        <w:t>uzyka</w:t>
+      </w:r>
+      <w:r>
+        <w:rPr/>
         <w:t> </w:t>
       </w:r>
     </w:p>
     <w:p>
       <w:pPr>
-        <w:pStyle w:val="Tekstpodstawowy"/>
-        <w:spacing w:after="0"/>
-      </w:pPr>
-      <w:r>
+        <w:pStyle w:val="BodyText"/>
+        <w:spacing w:before="0" w:after="0"/>
+        <w:rPr/>
+      </w:pPr>
+      <w:r>
+        <w:rPr/>
         <w:t>- Muzyka spokojna, klimatyczna. </w:t>
       </w:r>
     </w:p>
     <w:p>
       <w:pPr>
-        <w:pStyle w:val="Tekstpodstawowy"/>
-        <w:spacing w:after="0"/>
-      </w:pPr>
-      <w:r>
+        <w:pStyle w:val="BodyText"/>
+        <w:spacing w:before="0" w:after="0"/>
+        <w:rPr/>
+      </w:pPr>
+      <w:r>
+        <w:rPr/>
         <w:t>- Dźwięki interakcji z otoczeniem. </w:t>
       </w:r>
     </w:p>
     <w:p>
       <w:pPr>
-        <w:pStyle w:val="Tekstpodstawowy"/>
-        <w:spacing w:after="0"/>
-      </w:pPr>
-    </w:p>
-    <w:p>
-      <w:pPr>
-        <w:pStyle w:val="Tekstpodstawowy"/>
-        <w:spacing w:after="0"/>
-      </w:pPr>
-      <w:r>
+        <w:pStyle w:val="BodyText"/>
+        <w:spacing w:before="0" w:after="0"/>
+        <w:rPr/>
+      </w:pPr>
+      <w:r>
+        <w:rPr/>
+      </w:r>
+    </w:p>
+    <w:p>
+      <w:pPr>
+        <w:pStyle w:val="BodyText"/>
+        <w:spacing w:before="0" w:after="0"/>
+        <w:rPr/>
+      </w:pPr>
+      <w:r>
+        <w:rPr/>
         <w:t xml:space="preserve">7. </w:t>
       </w:r>
       <w:r>
@@ -612,33 +809,56 @@
           <w:b/>
           <w:bCs/>
         </w:rPr>
-        <w:t>Sposób dystrybucji</w:t>
-      </w:r>
-      <w:r>
+        <w:t xml:space="preserve">Sposób </w:t>
+      </w:r>
+      <w:r>
+        <w:rPr>
+          <w:b/>
+          <w:bCs/>
+        </w:rPr>
+        <w:t>D</w:t>
+      </w:r>
+      <w:r>
+        <w:rPr>
+          <w:b/>
+          <w:bCs/>
+        </w:rPr>
+        <w:t>ystrybucji</w:t>
+      </w:r>
+      <w:r>
+        <w:rPr/>
         <w:t> </w:t>
       </w:r>
     </w:p>
     <w:p>
       <w:pPr>
-        <w:pStyle w:val="Tekstpodstawowy"/>
-        <w:spacing w:after="0"/>
-      </w:pPr>
-      <w:r>
+        <w:pStyle w:val="BodyText"/>
+        <w:spacing w:before="0" w:after="0"/>
+        <w:rPr/>
+      </w:pPr>
+      <w:r>
+        <w:rPr/>
         <w:t>- Gra będzie do pobrania za darmo z repozytorium na GitHubie. </w:t>
       </w:r>
     </w:p>
     <w:p>
       <w:pPr>
-        <w:pStyle w:val="Tekstpodstawowy"/>
-        <w:spacing w:after="0"/>
-      </w:pPr>
-    </w:p>
-    <w:p>
-      <w:pPr>
-        <w:pStyle w:val="Tekstpodstawowy"/>
-        <w:spacing w:after="0"/>
-      </w:pPr>
-      <w:r>
+        <w:pStyle w:val="BodyText"/>
+        <w:spacing w:before="0" w:after="0"/>
+        <w:rPr/>
+      </w:pPr>
+      <w:r>
+        <w:rPr/>
+      </w:r>
+    </w:p>
+    <w:p>
+      <w:pPr>
+        <w:pStyle w:val="BodyText"/>
+        <w:spacing w:before="0" w:after="0"/>
+        <w:rPr/>
+      </w:pPr>
+      <w:r>
+        <w:rPr/>
         <w:t xml:space="preserve">8. </w:t>
       </w:r>
       <w:r>
@@ -646,47 +866,77 @@
           <w:b/>
           <w:bCs/>
         </w:rPr>
-        <w:t>Model finansowania</w:t>
-      </w:r>
-      <w:r>
+        <w:t xml:space="preserve">Model </w:t>
+      </w:r>
+      <w:r>
+        <w:rPr>
+          <w:b/>
+          <w:bCs/>
+        </w:rPr>
+        <w:t>F</w:t>
+      </w:r>
+      <w:r>
+        <w:rPr>
+          <w:b/>
+          <w:bCs/>
+        </w:rPr>
+        <w:t>inansowania</w:t>
+      </w:r>
+      <w:r>
+        <w:rPr/>
         <w:t> </w:t>
       </w:r>
     </w:p>
     <w:p>
       <w:pPr>
-        <w:pStyle w:val="Tekstpodstawowy"/>
-        <w:spacing w:after="0"/>
-      </w:pPr>
-      <w:r>
+        <w:pStyle w:val="BodyText"/>
+        <w:spacing w:before="0" w:after="0"/>
+        <w:rPr/>
+      </w:pPr>
+      <w:r>
+        <w:rPr/>
         <w:t>- Brak, projekt będzie realizowany w sposób darmowy.</w:t>
       </w:r>
     </w:p>
     <w:p>
       <w:pPr>
-        <w:pStyle w:val="Tekstpodstawowy"/>
-        <w:spacing w:after="0"/>
-      </w:pPr>
-      <w:r>
+        <w:pStyle w:val="BodyText"/>
+        <w:spacing w:before="0" w:after="0"/>
+        <w:rPr/>
+      </w:pPr>
+      <w:r>
+        <w:rPr/>
         <w:t> </w:t>
       </w:r>
     </w:p>
-    <w:p/>
+    <w:p>
+      <w:pPr>
+        <w:pStyle w:val="Normal"/>
+        <w:rPr/>
+      </w:pPr>
+      <w:r>
+        <w:rPr/>
+      </w:r>
+    </w:p>
     <w:sectPr>
+      <w:type w:val="nextPage"/>
       <w:pgSz w:w="11906" w:h="16838"/>
-      <w:pgMar w:top="1134" w:right="1134" w:bottom="1134" w:left="1134" w:header="0" w:footer="0" w:gutter="0"/>
-      <w:cols w:space="708"/>
-      <w:formProt w:val="0"/>
+      <w:pgMar w:left="1134" w:right="1134" w:gutter="0" w:header="0" w:top="1134" w:footer="0" w:bottom="1134"/>
+      <w:pgNumType w:fmt="decimal"/>
+      <w:formProt w:val="false"/>
+      <w:textDirection w:val="lrTb"/>
+      <w:docGrid w:type="default" w:linePitch="100" w:charSpace="0"/>
     </w:sectPr>
   </w:body>
 </w:document>
 </file>
 
 <file path=word/styles.xml><?xml version="1.0" encoding="utf-8"?>
-<w:styles xmlns:mc="http://schemas.openxmlformats.org/markup-compatibility/2006" xmlns:r="http://schemas.openxmlformats.org/officeDocument/2006/relationships" xmlns:w="http://schemas.openxmlformats.org/wordprocessingml/2006/main" xmlns:w14="http://schemas.microsoft.com/office/word/2010/wordml" xmlns:w15="http://schemas.microsoft.com/office/word/2012/wordml" xmlns:w16cex="http://schemas.microsoft.com/office/word/2018/wordml/cex" xmlns:w16cid="http://schemas.microsoft.com/office/word/2016/wordml/cid" xmlns:w16="http://schemas.microsoft.com/office/word/2018/wordml" xmlns:w16du="http://schemas.microsoft.com/office/word/2023/wordml/word16du" xmlns:w16sdtdh="http://schemas.microsoft.com/office/word/2020/wordml/sdtdatahash" xmlns:w16sdtfl="http://schemas.microsoft.com/office/word/2024/wordml/sdtformatlock" xmlns:w16se="http://schemas.microsoft.com/office/word/2015/wordml/symex" mc:Ignorable="w14 w15 w16se w16cid w16 w16cex w16sdtdh w16sdtfl w16du">
+<w:styles xmlns:w="http://schemas.openxmlformats.org/wordprocessingml/2006/main" xmlns:w14="http://schemas.microsoft.com/office/word/2010/wordml" xmlns:mc="http://schemas.openxmlformats.org/markup-compatibility/2006" mc:Ignorable="w14">
   <w:docDefaults>
     <w:rPrDefault>
       <w:rPr>
-        <w:rFonts w:ascii="Liberation Serif" w:eastAsia="NSimSun" w:hAnsi="Liberation Serif" w:cs="Lucida Sans"/>
+        <w:rFonts w:ascii="Liberation Serif" w:hAnsi="Liberation Serif" w:eastAsia="NSimSun" w:cs="Lucida Sans"/>
         <w:kern w:val="2"/>
         <w:sz w:val="24"/>
         <w:szCs w:val="24"/>
@@ -695,21 +945,21 @@
     </w:rPrDefault>
     <w:pPrDefault>
       <w:pPr>
-        <w:suppressAutoHyphens/>
+        <w:suppressAutoHyphens w:val="true"/>
       </w:pPr>
     </w:pPrDefault>
   </w:docDefaults>
   <w:latentStyles w:defLockedState="0" w:defUIPriority="99" w:defSemiHidden="0" w:defUnhideWhenUsed="0" w:defQFormat="0" w:count="376">
     <w:lsdException w:name="Normal" w:uiPriority="0" w:qFormat="1"/>
     <w:lsdException w:name="heading 1" w:uiPriority="9" w:qFormat="1"/>
-    <w:lsdException w:name="heading 2" w:semiHidden="1" w:uiPriority="9" w:unhideWhenUsed="1" w:qFormat="1"/>
-    <w:lsdException w:name="heading 3" w:semiHidden="1" w:uiPriority="9" w:unhideWhenUsed="1" w:qFormat="1"/>
-    <w:lsdException w:name="heading 4" w:semiHidden="1" w:uiPriority="9" w:unhideWhenUsed="1" w:qFormat="1"/>
-    <w:lsdException w:name="heading 5" w:semiHidden="1" w:uiPriority="9" w:unhideWhenUsed="1" w:qFormat="1"/>
-    <w:lsdException w:name="heading 6" w:semiHidden="1" w:uiPriority="9" w:unhideWhenUsed="1" w:qFormat="1"/>
-    <w:lsdException w:name="heading 7" w:semiHidden="1" w:uiPriority="9" w:unhideWhenUsed="1" w:qFormat="1"/>
-    <w:lsdException w:name="heading 8" w:semiHidden="1" w:uiPriority="9" w:unhideWhenUsed="1" w:qFormat="1"/>
-    <w:lsdException w:name="heading 9" w:semiHidden="1" w:uiPriority="9" w:unhideWhenUsed="1" w:qFormat="1"/>
+    <w:lsdException w:name="heading 2" w:uiPriority="9" w:semiHidden="1" w:unhideWhenUsed="1" w:qFormat="1"/>
+    <w:lsdException w:name="heading 3" w:uiPriority="9" w:semiHidden="1" w:unhideWhenUsed="1" w:qFormat="1"/>
+    <w:lsdException w:name="heading 4" w:uiPriority="9" w:semiHidden="1" w:unhideWhenUsed="1" w:qFormat="1"/>
+    <w:lsdException w:name="heading 5" w:uiPriority="9" w:semiHidden="1" w:unhideWhenUsed="1" w:qFormat="1"/>
+    <w:lsdException w:name="heading 6" w:uiPriority="9" w:semiHidden="1" w:unhideWhenUsed="1" w:qFormat="1"/>
+    <w:lsdException w:name="heading 7" w:uiPriority="9" w:semiHidden="1" w:unhideWhenUsed="1" w:qFormat="1"/>
+    <w:lsdException w:name="heading 8" w:uiPriority="9" w:semiHidden="1" w:unhideWhenUsed="1" w:qFormat="1"/>
+    <w:lsdException w:name="heading 9" w:uiPriority="9" w:semiHidden="1" w:unhideWhenUsed="1" w:qFormat="1"/>
     <w:lsdException w:name="index 1" w:semiHidden="1" w:unhideWhenUsed="1"/>
     <w:lsdException w:name="index 2" w:semiHidden="1" w:unhideWhenUsed="1"/>
     <w:lsdException w:name="index 3" w:semiHidden="1" w:unhideWhenUsed="1"/>
@@ -719,22 +969,22 @@
     <w:lsdException w:name="index 7" w:semiHidden="1" w:unhideWhenUsed="1"/>
     <w:lsdException w:name="index 8" w:semiHidden="1" w:unhideWhenUsed="1"/>
     <w:lsdException w:name="index 9" w:semiHidden="1" w:unhideWhenUsed="1"/>
-    <w:lsdException w:name="toc 1" w:semiHidden="1" w:uiPriority="39" w:unhideWhenUsed="1"/>
-    <w:lsdException w:name="toc 2" w:semiHidden="1" w:uiPriority="39" w:unhideWhenUsed="1"/>
-    <w:lsdException w:name="toc 3" w:semiHidden="1" w:uiPriority="39" w:unhideWhenUsed="1"/>
-    <w:lsdException w:name="toc 4" w:semiHidden="1" w:uiPriority="39" w:unhideWhenUsed="1"/>
-    <w:lsdException w:name="toc 5" w:semiHidden="1" w:uiPriority="39" w:unhideWhenUsed="1"/>
-    <w:lsdException w:name="toc 6" w:semiHidden="1" w:uiPriority="39" w:unhideWhenUsed="1"/>
-    <w:lsdException w:name="toc 7" w:semiHidden="1" w:uiPriority="39" w:unhideWhenUsed="1"/>
-    <w:lsdException w:name="toc 8" w:semiHidden="1" w:uiPriority="39" w:unhideWhenUsed="1"/>
-    <w:lsdException w:name="toc 9" w:semiHidden="1" w:uiPriority="39" w:unhideWhenUsed="1"/>
+    <w:lsdException w:name="toc 1" w:uiPriority="39" w:semiHidden="1" w:unhideWhenUsed="1"/>
+    <w:lsdException w:name="toc 2" w:uiPriority="39" w:semiHidden="1" w:unhideWhenUsed="1"/>
+    <w:lsdException w:name="toc 3" w:uiPriority="39" w:semiHidden="1" w:unhideWhenUsed="1"/>
+    <w:lsdException w:name="toc 4" w:uiPriority="39" w:semiHidden="1" w:unhideWhenUsed="1"/>
+    <w:lsdException w:name="toc 5" w:uiPriority="39" w:semiHidden="1" w:unhideWhenUsed="1"/>
+    <w:lsdException w:name="toc 6" w:uiPriority="39" w:semiHidden="1" w:unhideWhenUsed="1"/>
+    <w:lsdException w:name="toc 7" w:uiPriority="39" w:semiHidden="1" w:unhideWhenUsed="1"/>
+    <w:lsdException w:name="toc 8" w:uiPriority="39" w:semiHidden="1" w:unhideWhenUsed="1"/>
+    <w:lsdException w:name="toc 9" w:uiPriority="39" w:semiHidden="1" w:unhideWhenUsed="1"/>
     <w:lsdException w:name="Normal Indent" w:semiHidden="1" w:unhideWhenUsed="1"/>
     <w:lsdException w:name="footnote text" w:semiHidden="1" w:unhideWhenUsed="1"/>
     <w:lsdException w:name="annotation text" w:semiHidden="1" w:unhideWhenUsed="1"/>
     <w:lsdException w:name="header" w:semiHidden="1" w:unhideWhenUsed="1"/>
     <w:lsdException w:name="footer" w:semiHidden="1" w:unhideWhenUsed="1"/>
     <w:lsdException w:name="index heading" w:semiHidden="1" w:unhideWhenUsed="1"/>
-    <w:lsdException w:name="caption" w:semiHidden="1" w:uiPriority="35" w:unhideWhenUsed="1" w:qFormat="1"/>
+    <w:lsdException w:name="caption" w:uiPriority="35" w:semiHidden="1" w:unhideWhenUsed="1" w:qFormat="1"/>
     <w:lsdException w:name="table of figures" w:semiHidden="1" w:unhideWhenUsed="1"/>
     <w:lsdException w:name="envelope address" w:semiHidden="1" w:unhideWhenUsed="1"/>
     <w:lsdException w:name="envelope return" w:semiHidden="1" w:unhideWhenUsed="1"/>
@@ -765,7 +1015,7 @@
     <w:lsdException w:name="Title" w:uiPriority="10" w:qFormat="1"/>
     <w:lsdException w:name="Closing" w:semiHidden="1" w:unhideWhenUsed="1"/>
     <w:lsdException w:name="Signature" w:semiHidden="1" w:unhideWhenUsed="1"/>
-    <w:lsdException w:name="Default Paragraph Font" w:semiHidden="1" w:uiPriority="1" w:unhideWhenUsed="1"/>
+    <w:lsdException w:name="Default Paragraph Font" w:uiPriority="1" w:semiHidden="1" w:unhideWhenUsed="1"/>
     <w:lsdException w:name="Body Text" w:semiHidden="1" w:unhideWhenUsed="1"/>
     <w:lsdException w:name="Body Text Indent" w:semiHidden="1" w:unhideWhenUsed="1"/>
     <w:lsdException w:name="List Continue" w:semiHidden="1" w:unhideWhenUsed="1"/>
@@ -965,8 +1215,8 @@
     <w:lsdException w:name="Subtle Reference" w:uiPriority="31" w:qFormat="1"/>
     <w:lsdException w:name="Intense Reference" w:uiPriority="32" w:qFormat="1"/>
     <w:lsdException w:name="Book Title" w:uiPriority="33" w:qFormat="1"/>
-    <w:lsdException w:name="Bibliography" w:semiHidden="1" w:uiPriority="37" w:unhideWhenUsed="1"/>
-    <w:lsdException w:name="TOC Heading" w:semiHidden="1" w:uiPriority="39" w:unhideWhenUsed="1" w:qFormat="1"/>
+    <w:lsdException w:name="Bibliography" w:uiPriority="37" w:semiHidden="1" w:unhideWhenUsed="1"/>
+    <w:lsdException w:name="TOC Heading" w:uiPriority="39" w:semiHidden="1" w:unhideWhenUsed="1" w:qFormat="1"/>
     <w:lsdException w:name="Plain Table 1" w:uiPriority="41"/>
     <w:lsdException w:name="Plain Table 2" w:uiPriority="42"/>
     <w:lsdException w:name="Plain Table 3" w:uiPriority="43"/>
@@ -1077,66 +1327,65 @@
     <w:lsdException w:name="Unresolved Mention" w:semiHidden="1" w:unhideWhenUsed="1"/>
     <w:lsdException w:name="Smart Link" w:semiHidden="1" w:unhideWhenUsed="1"/>
   </w:latentStyles>
-  <w:style w:type="paragraph" w:default="1" w:styleId="Normalny">
+  <w:style w:type="paragraph" w:styleId="Normal" w:default="1">
     <w:name w:val="Normal"/>
     <w:qFormat/>
+    <w:pPr>
+      <w:widowControl/>
+      <w:suppressAutoHyphens w:val="true"/>
+      <w:bidi w:val="0"/>
+      <w:spacing w:before="0" w:after="0"/>
+      <w:jc w:val="start"/>
+    </w:pPr>
+    <w:rPr>
+      <w:rFonts w:ascii="Liberation Serif" w:hAnsi="Liberation Serif" w:eastAsia="NSimSun" w:cs="Lucida Sans"/>
+      <w:color w:val="auto"/>
+      <w:kern w:val="2"/>
+      <w:sz w:val="24"/>
+      <w:szCs w:val="24"/>
+      <w:lang w:val="pl-PL" w:eastAsia="zh-CN" w:bidi="hi-IN"/>
+    </w:rPr>
   </w:style>
-  <w:style w:type="character" w:default="1" w:styleId="Domylnaczcionkaakapitu">
+  <w:style w:type="character" w:styleId="DefaultParagraphFont" w:default="1">
     <w:name w:val="Default Paragraph Font"/>
     <w:uiPriority w:val="1"/>
     <w:semiHidden/>
     <w:unhideWhenUsed/>
-  </w:style>
-  <w:style w:type="table" w:default="1" w:styleId="Standardowy">
-    <w:name w:val="Normal Table"/>
-    <w:uiPriority w:val="99"/>
-    <w:semiHidden/>
-    <w:unhideWhenUsed/>
-    <w:tblPr>
-      <w:tblInd w:w="0" w:type="dxa"/>
-      <w:tblCellMar>
-        <w:top w:w="0" w:type="dxa"/>
-        <w:left w:w="108" w:type="dxa"/>
-        <w:bottom w:w="0" w:type="dxa"/>
-        <w:right w:w="108" w:type="dxa"/>
-      </w:tblCellMar>
-    </w:tblPr>
-  </w:style>
-  <w:style w:type="numbering" w:default="1" w:styleId="Bezlisty">
-    <w:name w:val="No List"/>
-    <w:uiPriority w:val="99"/>
-    <w:semiHidden/>
-    <w:unhideWhenUsed/>
+    <w:qFormat/>
+    <w:rPr/>
   </w:style>
   <w:style w:type="paragraph" w:styleId="Nagwek">
-    <w:name w:val="header"/>
-    <w:basedOn w:val="Normalny"/>
-    <w:next w:val="Tekstpodstawowy"/>
+    <w:name w:val="Nagłówek"/>
+    <w:basedOn w:val="Normal"/>
+    <w:next w:val="BodyText"/>
     <w:qFormat/>
     <w:pPr>
-      <w:keepNext/>
+      <w:keepNext w:val="true"/>
       <w:spacing w:before="240" w:after="120"/>
     </w:pPr>
     <w:rPr>
-      <w:rFonts w:ascii="Liberation Sans" w:eastAsia="Microsoft YaHei" w:hAnsi="Liberation Sans"/>
+      <w:rFonts w:ascii="Liberation Sans" w:hAnsi="Liberation Sans" w:eastAsia="Microsoft YaHei" w:cs="Lucida Sans"/>
       <w:sz w:val="28"/>
       <w:szCs w:val="28"/>
     </w:rPr>
   </w:style>
-  <w:style w:type="paragraph" w:styleId="Tekstpodstawowy">
+  <w:style w:type="paragraph" w:styleId="BodyText">
     <w:name w:val="Body Text"/>
-    <w:basedOn w:val="Normalny"/>
+    <w:basedOn w:val="Normal"/>
     <w:pPr>
-      <w:spacing w:after="140" w:line="276" w:lineRule="auto"/>
+      <w:spacing w:lineRule="auto" w:line="276" w:before="0" w:after="140"/>
     </w:pPr>
+    <w:rPr/>
   </w:style>
-  <w:style w:type="paragraph" w:styleId="Lista">
+  <w:style w:type="paragraph" w:styleId="List">
     <w:name w:val="List"/>
-    <w:basedOn w:val="Tekstpodstawowy"/>
+    <w:basedOn w:val="BodyText"/>
+    <w:pPr/>
+    <w:rPr/>
   </w:style>
-  <w:style w:type="paragraph" w:styleId="Legenda">
+  <w:style w:type="paragraph" w:styleId="Caption">
     <w:name w:val="caption"/>
-    <w:basedOn w:val="Normalny"/>
+    <w:basedOn w:val="Normal"/>
     <w:qFormat/>
     <w:pPr>
       <w:suppressLineNumbers/>
@@ -1147,19 +1396,74 @@
       <w:iCs/>
     </w:rPr>
   </w:style>
-  <w:style w:type="paragraph" w:customStyle="1" w:styleId="Indeks">
+  <w:style w:type="paragraph" w:styleId="Indeks">
     <w:name w:val="Indeks"/>
-    <w:basedOn w:val="Normalny"/>
+    <w:basedOn w:val="Normal"/>
     <w:qFormat/>
     <w:pPr>
       <w:suppressLineNumbers/>
     </w:pPr>
+    <w:rPr>
+      <w:rFonts w:cs="Lucida Sans"/>
+    </w:rPr>
+  </w:style>
+  <w:style w:type="paragraph" w:styleId="Gwkaistopka">
+    <w:name w:val="Główka i stopka"/>
+    <w:basedOn w:val="Normal"/>
+    <w:qFormat/>
+    <w:pPr/>
+    <w:rPr/>
+  </w:style>
+  <w:style w:type="paragraph" w:styleId="Header">
+    <w:name w:val="header"/>
+    <w:basedOn w:val="Normal"/>
+    <w:next w:val="BodyText"/>
+    <w:qFormat/>
+    <w:pPr>
+      <w:keepNext w:val="true"/>
+      <w:spacing w:before="240" w:after="120"/>
+    </w:pPr>
+    <w:rPr>
+      <w:rFonts w:ascii="Liberation Sans" w:hAnsi="Liberation Sans" w:eastAsia="Microsoft YaHei"/>
+      <w:sz w:val="28"/>
+      <w:szCs w:val="28"/>
+    </w:rPr>
+  </w:style>
+  <w:style w:type="paragraph" w:styleId="Indeksuser" w:customStyle="1">
+    <w:name w:val="Indeks (user)"/>
+    <w:basedOn w:val="Normal"/>
+    <w:qFormat/>
+    <w:pPr>
+      <w:suppressLineNumbers/>
+    </w:pPr>
+    <w:rPr/>
+  </w:style>
+  <w:style w:type="numbering" w:styleId="Bezlisty" w:default="1">
+    <w:name w:val="Bez listy"/>
+    <w:uiPriority w:val="99"/>
+    <w:semiHidden/>
+    <w:unhideWhenUsed/>
+    <w:qFormat/>
+  </w:style>
+  <w:style w:type="table" w:default="1" w:styleId="Standardowy">
+    <w:name w:val="Normal Table"/>
+    <w:uiPriority w:val="99"/>
+    <w:semiHidden/>
+    <w:unhideWhenUsed/>
+    <w:tblPr>
+      <w:tblCellMar>
+        <w:top w:w="0" w:type="dxa"/>
+        <w:left w:w="108" w:type="dxa"/>
+        <w:bottom w:w="0" w:type="dxa"/>
+        <w:right w:w="108" w:type="dxa"/>
+      </w:tblCellMar>
+    </w:tblPr>
   </w:style>
 </w:styles>
 </file>
 
 <file path=word/theme/theme1.xml><?xml version="1.0" encoding="utf-8"?>
-<a:theme xmlns:a="http://schemas.openxmlformats.org/drawingml/2006/main" name="Office">
+<a:theme xmlns:a="http://schemas.openxmlformats.org/drawingml/2006/main" xmlns:r="http://schemas.openxmlformats.org/officeDocument/2006/relationships" name="Office">
   <a:themeElements>
     <a:clrScheme name="LibreOffice">
       <a:dk1>
@@ -1201,14 +1505,14 @@
     </a:clrScheme>
     <a:fontScheme name="Office">
       <a:majorFont>
-        <a:latin typeface="Arial"/>
-        <a:ea typeface="DejaVu Sans"/>
-        <a:cs typeface="DejaVu Sans"/>
+        <a:latin typeface="Arial" pitchFamily="0" charset="1"/>
+        <a:ea typeface="DejaVu Sans" pitchFamily="0" charset="1"/>
+        <a:cs typeface="DejaVu Sans" pitchFamily="0" charset="1"/>
       </a:majorFont>
       <a:minorFont>
-        <a:latin typeface="Arial"/>
-        <a:ea typeface="DejaVu Sans"/>
-        <a:cs typeface="DejaVu Sans"/>
+        <a:latin typeface="Arial" pitchFamily="0" charset="1"/>
+        <a:ea typeface="DejaVu Sans" pitchFamily="0" charset="1"/>
+        <a:cs typeface="DejaVu Sans" pitchFamily="0" charset="1"/>
       </a:minorFont>
     </a:fontScheme>
     <a:fmtScheme>
@@ -1261,7 +1565,5 @@
       </a:bgFillStyleLst>
     </a:fmtScheme>
   </a:themeElements>
-  <a:objectDefaults/>
-  <a:extraClrSchemeLst/>
 </a:theme>
 </file>